--- a/tests/TestCorpus/docx/04-meeting-notes.docx
+++ b/tests/TestCorpus/docx/04-meeting-notes.docx
@@ -65,7 +65,13 @@
         <w:t xml:space="preserve">Jonas</w:t>
       </w:r>
       <w:r>
-        <w:t xml:space="preserve"> said the new depot manager, a woman </w:t>
+        <w:t xml:space="preserve"> said the new depot manager, a </w:t>
+      </w:r>
+      <w:r>
+        <w:t xml:space="preserve">woman</w:t>
+      </w:r>
+      <w:r>
+        <w:t xml:space="preserve"> </w:t>
       </w:r>
       <w:r>
         <w:t xml:space="preserve">in her forties</w:t>
